--- a/src/content/bios/Morse-DA 2013.docx
+++ b/src/content/bios/Morse-DA 2013.docx
@@ -1,6 +1,6 @@
 
 <file path=word/document.xml><?xml version="1.0" encoding="utf-8"?>
-<w:document xmlns:wpc="http://schemas.microsoft.com/office/word/2010/wordprocessingCanvas" xmlns:cx="http://schemas.microsoft.com/office/drawing/2014/chartex" xmlns:cx1="http://schemas.microsoft.com/office/drawing/2015/9/8/chartex" xmlns:cx2="http://schemas.microsoft.com/office/drawing/2015/10/21/chartex" xmlns:cx3="http://schemas.microsoft.com/office/drawing/2016/5/9/chartex" xmlns:cx4="http://schemas.microsoft.com/office/drawing/2016/5/10/chartex" xmlns:cx5="http://schemas.microsoft.com/office/drawing/2016/5/11/chartex" xmlns:cx6="http://schemas.microsoft.com/office/drawing/2016/5/12/chartex" xmlns:cx7="http://schemas.microsoft.com/office/drawing/2016/5/13/chartex" xmlns:cx8="http://schemas.microsoft.com/office/drawing/2016/5/14/chartex" xmlns:mc="http://schemas.openxmlformats.org/markup-compatibility/2006" xmlns:aink="http://schemas.microsoft.com/office/drawing/2016/ink" xmlns:am3d="http://schemas.microsoft.com/office/drawing/2017/model3d" xmlns:o="urn:schemas-microsoft-com:office:office" xmlns:oel="http://schemas.microsoft.com/office/2019/extlst" xmlns:r="http://schemas.openxmlformats.org/officeDocument/2006/relationships" xmlns:m="http://schemas.openxmlformats.org/officeDocument/2006/math" xmlns:v="urn:schemas-microsoft-com:vml" xmlns:wp14="http://schemas.microsoft.com/office/word/2010/wordprocessingDrawing" xmlns:wp="http://schemas.openxmlformats.org/drawingml/2006/wordprocessingDrawing" xmlns:w10="urn:schemas-microsoft-com:office:word" xmlns:w="http://schemas.openxmlformats.org/wordprocessingml/2006/main" xmlns:w14="http://schemas.microsoft.com/office/word/2010/wordml" xmlns:w15="http://schemas.microsoft.com/office/word/2012/wordml" xmlns:w16cex="http://schemas.microsoft.com/office/word/2018/wordml/cex" xmlns:w16cid="http://schemas.microsoft.com/office/word/2016/wordml/cid" xmlns:w16="http://schemas.microsoft.com/office/word/2018/wordml" xmlns:w16du="http://schemas.microsoft.com/office/word/2023/wordml/word16du" xmlns:w16sdtdh="http://schemas.microsoft.com/office/word/2020/wordml/sdtdatahash" xmlns:w16sdtfl="http://schemas.microsoft.com/office/word/2024/wordml/sdtformatlock" xmlns:w16se="http://schemas.microsoft.com/office/word/2015/wordml/symex" xmlns:wpg="http://schemas.microsoft.com/office/word/2010/wordprocessingGroup" xmlns:wpi="http://schemas.microsoft.com/office/word/2010/wordprocessingInk" xmlns:wne="http://schemas.microsoft.com/office/word/2006/wordml" xmlns:wps="http://schemas.microsoft.com/office/word/2010/wordprocessingShape" mc:Ignorable="w14 w15 w16se w16cid w16 w16cex w16sdtdh w16sdtfl w16du wp14">
+<w:document xmlns:wpc="http://schemas.microsoft.com/office/word/2010/wordprocessingCanvas" xmlns:cx="http://schemas.microsoft.com/office/drawing/2014/chartex" xmlns:cx1="http://schemas.microsoft.com/office/drawing/2015/9/8/chartex" xmlns:cx2="http://schemas.microsoft.com/office/drawing/2015/10/21/chartex" xmlns:cx3="http://schemas.microsoft.com/office/drawing/2016/5/9/chartex" xmlns:cx4="http://schemas.microsoft.com/office/drawing/2016/5/10/chartex" xmlns:cx5="http://schemas.microsoft.com/office/drawing/2016/5/11/chartex" xmlns:cx6="http://schemas.microsoft.com/office/drawing/2016/5/12/chartex" xmlns:cx7="http://schemas.microsoft.com/office/drawing/2016/5/13/chartex" xmlns:cx8="http://schemas.microsoft.com/office/drawing/2016/5/14/chartex" xmlns:mc="http://schemas.openxmlformats.org/markup-compatibility/2006" xmlns:m="http://schemas.openxmlformats.org/officeDocument/2006/math" xmlns:aink="http://schemas.microsoft.com/office/drawing/2016/ink" xmlns:am3d="http://schemas.microsoft.com/office/drawing/2017/model3d" xmlns:oel="http://schemas.microsoft.com/office/2019/extlst" xmlns:r="http://schemas.openxmlformats.org/officeDocument/2006/relationships" xmlns:wp14="http://schemas.microsoft.com/office/word/2010/wordprocessingDrawing" xmlns:wp="http://schemas.openxmlformats.org/drawingml/2006/wordprocessingDrawing" xmlns:wpg="http://schemas.microsoft.com/office/word/2010/wordprocessingGroup" xmlns:wpi="http://schemas.microsoft.com/office/word/2010/wordprocessingInk" xmlns:wps="http://schemas.microsoft.com/office/word/2010/wordprocessingShape" xmlns:o="urn:schemas-microsoft-com:office:office" xmlns:v="urn:schemas-microsoft-com:vml" xmlns:w10="urn:schemas-microsoft-com:office:word" xmlns:w="http://schemas.openxmlformats.org/wordprocessingml/2006/main" xmlns:w14="http://schemas.microsoft.com/office/word/2010/wordml" xmlns:w15="http://schemas.microsoft.com/office/word/2012/wordml" xmlns:w16cei="http://schemas.microsoft.com/office/word/2026/wordml/cei" xmlns:w16cex="http://schemas.microsoft.com/office/word/2018/wordml/cex" xmlns:w16cid="http://schemas.microsoft.com/office/word/2016/wordml/cid" xmlns:w16="http://schemas.microsoft.com/office/word/2018/wordml" xmlns:w16sdtdh="http://schemas.microsoft.com/office/word/2020/wordml/sdtdatahash" xmlns:w16sdtfl="http://schemas.microsoft.com/office/word/2024/wordml/sdtformatlock" xmlns:w16se="http://schemas.microsoft.com/office/word/2015/wordml/symex" xmlns:w16du="http://schemas.microsoft.com/office/word/2023/wordml/word16du" xmlns:wne="http://schemas.microsoft.com/office/word/2006/wordml" mc:Ignorable="w14 w15 w16se w16cid w16 w16cex w16sdtdh w16sdtfl w16du wp14">
   <w:body>
     <w:p>
       <w:pPr>
@@ -225,9 +225,8 @@
           <w:bCs/>
           <w:lang w:val="en-GB"/>
         </w:rPr>
-        <w:t xml:space="preserve">Morris </w:t>
-      </w:r>
-      <w:proofErr w:type="spellStart"/>
+        <w:t>Morris Moscovitz</w:t>
+      </w:r>
       <w:r>
         <w:rPr>
           <w:rFonts w:ascii="Times New Roman" w:hAnsi="Times New Roman" w:cs="Times New Roman"/>
@@ -235,9 +234,8 @@
           <w:bCs/>
           <w:lang w:val="en-GB"/>
         </w:rPr>
-        <w:t>Moscovitz</w:t>
-      </w:r>
-      <w:proofErr w:type="spellEnd"/>
+        <w:t xml:space="preserve">, </w:t>
+      </w:r>
       <w:r>
         <w:rPr>
           <w:rFonts w:ascii="Times New Roman" w:hAnsi="Times New Roman" w:cs="Times New Roman"/>
@@ -245,7 +243,7 @@
           <w:bCs/>
           <w:lang w:val="en-GB"/>
         </w:rPr>
-        <w:t xml:space="preserve">, </w:t>
+        <w:t>cabinetmaker</w:t>
       </w:r>
       <w:r>
         <w:rPr>
@@ -254,7 +252,7 @@
           <w:bCs/>
           <w:lang w:val="en-GB"/>
         </w:rPr>
-        <w:t>cabinetmaker</w:t>
+        <w:t>, and</w:t>
       </w:r>
       <w:r>
         <w:rPr>
@@ -263,7 +261,7 @@
           <w:bCs/>
           <w:lang w:val="en-GB"/>
         </w:rPr>
-        <w:t>, and</w:t>
+        <w:t xml:space="preserve"> Sara Werblin</w:t>
       </w:r>
       <w:r>
         <w:rPr>
@@ -272,9 +270,8 @@
           <w:bCs/>
           <w:lang w:val="en-GB"/>
         </w:rPr>
-        <w:t xml:space="preserve"> Sara </w:t>
-      </w:r>
-      <w:proofErr w:type="spellStart"/>
+        <w:t>.</w:t>
+      </w:r>
       <w:r>
         <w:rPr>
           <w:rFonts w:ascii="Times New Roman" w:hAnsi="Times New Roman" w:cs="Times New Roman"/>
@@ -282,9 +279,8 @@
           <w:bCs/>
           <w:lang w:val="en-GB"/>
         </w:rPr>
-        <w:t>Werblin</w:t>
-      </w:r>
-      <w:proofErr w:type="spellEnd"/>
+        <w:t xml:space="preserve"> </w:t>
+      </w:r>
       <w:r>
         <w:rPr>
           <w:rFonts w:ascii="Times New Roman" w:hAnsi="Times New Roman" w:cs="Times New Roman"/>
@@ -292,7 +288,7 @@
           <w:bCs/>
           <w:lang w:val="en-GB"/>
         </w:rPr>
-        <w:t>.</w:t>
+        <w:t>O</w:t>
       </w:r>
       <w:r>
         <w:rPr>
@@ -301,7 +297,7 @@
           <w:bCs/>
           <w:lang w:val="en-GB"/>
         </w:rPr>
-        <w:t xml:space="preserve"> </w:t>
+        <w:t>n</w:t>
       </w:r>
       <w:r>
         <w:rPr>
@@ -310,7 +306,7 @@
           <w:bCs/>
           <w:lang w:val="en-GB"/>
         </w:rPr>
-        <w:t>O</w:t>
+        <w:t xml:space="preserve"> </w:t>
       </w:r>
       <w:r>
         <w:rPr>
@@ -319,7 +315,7 @@
           <w:bCs/>
           <w:lang w:val="en-GB"/>
         </w:rPr>
-        <w:t>n</w:t>
+        <w:t>13</w:t>
       </w:r>
       <w:r>
         <w:rPr>
@@ -337,7 +333,7 @@
           <w:bCs/>
           <w:lang w:val="en-GB"/>
         </w:rPr>
-        <w:t>13</w:t>
+        <w:t>May</w:t>
       </w:r>
       <w:r>
         <w:rPr>
@@ -355,7 +351,7 @@
           <w:bCs/>
           <w:lang w:val="en-GB"/>
         </w:rPr>
-        <w:t>May</w:t>
+        <w:t xml:space="preserve">1937 he married Mildred </w:t>
       </w:r>
       <w:r>
         <w:rPr>
@@ -364,7 +360,7 @@
           <w:bCs/>
           <w:lang w:val="en-GB"/>
         </w:rPr>
-        <w:t xml:space="preserve"> </w:t>
+        <w:t>Edna</w:t>
       </w:r>
       <w:r>
         <w:rPr>
@@ -373,7 +369,7 @@
           <w:bCs/>
           <w:lang w:val="en-GB"/>
         </w:rPr>
-        <w:t xml:space="preserve">1937 he married Mildred </w:t>
+        <w:t xml:space="preserve"> </w:t>
       </w:r>
       <w:r>
         <w:rPr>
@@ -382,36 +378,7 @@
           <w:bCs/>
           <w:lang w:val="en-GB"/>
         </w:rPr>
-        <w:t>Edna</w:t>
-      </w:r>
-      <w:r>
-        <w:rPr>
-          <w:rFonts w:ascii="Times New Roman" w:hAnsi="Times New Roman" w:cs="Times New Roman"/>
-          <w:b/>
-          <w:bCs/>
-          <w:lang w:val="en-GB"/>
-        </w:rPr>
-        <w:t xml:space="preserve"> </w:t>
-      </w:r>
-      <w:proofErr w:type="spellStart"/>
-      <w:r>
-        <w:rPr>
-          <w:rFonts w:ascii="Times New Roman" w:hAnsi="Times New Roman" w:cs="Times New Roman"/>
-          <w:b/>
-          <w:bCs/>
-          <w:lang w:val="en-GB"/>
-        </w:rPr>
-        <w:t>Hockstader</w:t>
-      </w:r>
-      <w:proofErr w:type="spellEnd"/>
-      <w:r>
-        <w:rPr>
-          <w:rFonts w:ascii="Times New Roman" w:hAnsi="Times New Roman" w:cs="Times New Roman"/>
-          <w:b/>
-          <w:bCs/>
-          <w:lang w:val="en-GB"/>
-        </w:rPr>
-        <w:t>. They had no children.</w:t>
+        <w:t>Hockstader. They had no children.</w:t>
       </w:r>
     </w:p>
     <w:p>
@@ -450,9 +417,8 @@
           <w:lang w:val="en-GB"/>
         </w:rPr>
         <w:tab/>
-        <w:t xml:space="preserve">Morse was born as David Abner </w:t>
-      </w:r>
-      <w:proofErr w:type="spellStart"/>
+        <w:t>Morse was born as David Abner Moscovit</w:t>
+      </w:r>
       <w:r>
         <w:rPr>
           <w:rFonts w:ascii="Times New Roman" w:hAnsi="Times New Roman" w:cs="Times New Roman"/>
@@ -460,26 +426,7 @@
           <w:bCs/>
           <w:lang w:val="en-GB"/>
         </w:rPr>
-        <w:t>Moscovit</w:t>
-      </w:r>
-      <w:r>
-        <w:rPr>
-          <w:rFonts w:ascii="Times New Roman" w:hAnsi="Times New Roman" w:cs="Times New Roman"/>
-          <w:b/>
-          <w:bCs/>
-          <w:lang w:val="en-GB"/>
-        </w:rPr>
-        <w:t>z</w:t>
-      </w:r>
-      <w:proofErr w:type="spellEnd"/>
-      <w:r>
-        <w:rPr>
-          <w:rFonts w:ascii="Times New Roman" w:hAnsi="Times New Roman" w:cs="Times New Roman"/>
-          <w:b/>
-          <w:bCs/>
-          <w:lang w:val="en-GB"/>
-        </w:rPr>
-        <w:t xml:space="preserve"> and changed his family name </w:t>
+        <w:t xml:space="preserve">z and changed his family name </w:t>
       </w:r>
       <w:r>
         <w:rPr>
@@ -594,10 +541,10 @@
           <w:lang w:val="en-US" w:eastAsia="nl-NL"/>
         </w:rPr>
         <w:drawing>
-          <wp:inline distT="0" distB="0" distL="0" distR="0" wp14:anchorId="2A4D6FAA" wp14:editId="49074669">
-            <wp:extent cx="1854200" cy="2509008"/>
-            <wp:effectExtent l="0" t="0" r="0" b="5715"/>
-            <wp:docPr id="2" name="Afbeelding 1"/>
+          <wp:inline distT="0" distB="0" distL="0" distR="0" wp14:anchorId="1175206B" wp14:editId="70F94EB1">
+            <wp:extent cx="2422097" cy="2930085"/>
+            <wp:effectExtent l="0" t="0" r="3810" b="3810"/>
+            <wp:docPr id="1404695146" name="Afbeelding 1"/>
             <wp:cNvGraphicFramePr>
               <a:graphicFrameLocks xmlns:a="http://schemas.openxmlformats.org/drawingml/2006/main" noChangeAspect="1"/>
             </wp:cNvGraphicFramePr>
@@ -605,33 +552,29 @@
               <a:graphicData uri="http://schemas.openxmlformats.org/drawingml/2006/picture">
                 <pic:pic xmlns:pic="http://schemas.openxmlformats.org/drawingml/2006/picture">
                   <pic:nvPicPr>
-                    <pic:cNvPr id="0" name="Picture 1"/>
-                    <pic:cNvPicPr>
-                      <a:picLocks noChangeAspect="1" noChangeArrowheads="1"/>
-                    </pic:cNvPicPr>
+                    <pic:cNvPr id="1404695146" name="Afbeelding 1404695146"/>
+                    <pic:cNvPicPr/>
                   </pic:nvPicPr>
                   <pic:blipFill>
-                    <a:blip r:embed="rId7"/>
-                    <a:srcRect/>
+                    <a:blip r:embed="rId7" cstate="print">
+                      <a:extLst>
+                        <a:ext uri="{28A0092B-C50C-407E-A947-70E740481C1C}">
+                          <a14:useLocalDpi xmlns:a14="http://schemas.microsoft.com/office/drawing/2010/main" val="0"/>
+                        </a:ext>
+                      </a:extLst>
+                    </a:blip>
                     <a:stretch>
                       <a:fillRect/>
                     </a:stretch>
                   </pic:blipFill>
-                  <pic:spPr bwMode="auto">
+                  <pic:spPr>
                     <a:xfrm>
                       <a:off x="0" y="0"/>
-                      <a:ext cx="1857980" cy="2514123"/>
+                      <a:ext cx="2449646" cy="2963412"/>
                     </a:xfrm>
                     <a:prstGeom prst="rect">
                       <a:avLst/>
                     </a:prstGeom>
-                    <a:noFill/>
-                    <a:ln w="9525">
-                      <a:noFill/>
-                      <a:miter lim="800000"/>
-                      <a:headEnd/>
-                      <a:tailEnd/>
-                    </a:ln>
                   </pic:spPr>
                 </pic:pic>
               </a:graphicData>
@@ -681,15 +624,14 @@
           <w:bCs/>
           <w:lang w:val="en-GB"/>
         </w:rPr>
-        <w:t>: ILO</w:t>
-      </w:r>
-      <w:r>
-        <w:rPr>
-          <w:rFonts w:ascii="Times New Roman" w:hAnsi="Times New Roman" w:cs="Times New Roman"/>
-          <w:bCs/>
-          <w:lang w:val="en-GB"/>
-        </w:rPr>
-        <w:t xml:space="preserve"> Historical Photo Archives</w:t>
+        <w:t xml:space="preserve">: </w:t>
+      </w:r>
+      <w:r>
+        <w:rPr>
+          <w:rFonts w:ascii="Times New Roman" w:hAnsi="Times New Roman" w:cs="Times New Roman"/>
+          <w:lang w:val="en-GB"/>
+        </w:rPr>
+        <w:t>Morse, n.d., ILO, Flickr</w:t>
       </w:r>
     </w:p>
     <w:p>
@@ -763,23 +705,7 @@
           <w:rFonts w:ascii="Times New Roman" w:hAnsi="Times New Roman" w:cs="Times New Roman"/>
           <w:lang w:val="en-GB" w:eastAsia="ja-JP"/>
         </w:rPr>
-        <w:t xml:space="preserve">as </w:t>
-      </w:r>
-      <w:proofErr w:type="spellStart"/>
-      <w:r>
-        <w:rPr>
-          <w:rFonts w:ascii="Times New Roman" w:hAnsi="Times New Roman" w:cs="Times New Roman"/>
-          <w:lang w:val="en-GB" w:eastAsia="ja-JP"/>
-        </w:rPr>
-        <w:t>Moscovitz</w:t>
-      </w:r>
-      <w:proofErr w:type="spellEnd"/>
-      <w:r>
-        <w:rPr>
-          <w:rFonts w:ascii="Times New Roman" w:hAnsi="Times New Roman" w:cs="Times New Roman"/>
-          <w:lang w:val="en-GB" w:eastAsia="ja-JP"/>
-        </w:rPr>
-        <w:t xml:space="preserve"> </w:t>
+        <w:t xml:space="preserve">as Moscovitz </w:t>
       </w:r>
       <w:r>
         <w:rPr>
@@ -1343,23 +1269,7 @@
           <w:rFonts w:ascii="Times New Roman" w:hAnsi="Times New Roman" w:cs="Times New Roman"/>
           <w:lang w:val="en-GB"/>
         </w:rPr>
-        <w:t xml:space="preserve">In 1937 </w:t>
-      </w:r>
-      <w:proofErr w:type="spellStart"/>
-      <w:r>
-        <w:rPr>
-          <w:rFonts w:ascii="Times New Roman" w:hAnsi="Times New Roman" w:cs="Times New Roman"/>
-          <w:lang w:val="en-GB"/>
-        </w:rPr>
-        <w:t>Moscovitz</w:t>
-      </w:r>
-      <w:proofErr w:type="spellEnd"/>
-      <w:r>
-        <w:rPr>
-          <w:rFonts w:ascii="Times New Roman" w:hAnsi="Times New Roman" w:cs="Times New Roman"/>
-          <w:lang w:val="en-GB"/>
-        </w:rPr>
-        <w:t xml:space="preserve"> changed his fa</w:t>
+        <w:t>In 1937 Moscovitz changed his fa</w:t>
       </w:r>
       <w:r>
         <w:rPr>
@@ -1492,30 +1402,14 @@
           <w:rFonts w:ascii="Times New Roman" w:hAnsi="Times New Roman" w:cs="Times New Roman"/>
           <w:lang w:val="en-GB"/>
         </w:rPr>
-        <w:t xml:space="preserve">Mildred </w:t>
-      </w:r>
-      <w:proofErr w:type="spellStart"/>
-      <w:r>
-        <w:rPr>
-          <w:rFonts w:ascii="Times New Roman" w:hAnsi="Times New Roman" w:cs="Times New Roman"/>
-          <w:lang w:val="en-GB"/>
-        </w:rPr>
-        <w:t>Hockstad</w:t>
-      </w:r>
-      <w:r>
-        <w:rPr>
-          <w:rFonts w:ascii="Times New Roman" w:hAnsi="Times New Roman" w:cs="Times New Roman"/>
-          <w:lang w:val="en-GB"/>
-        </w:rPr>
-        <w:t>er</w:t>
-      </w:r>
-      <w:proofErr w:type="spellEnd"/>
-      <w:r>
-        <w:rPr>
-          <w:rFonts w:ascii="Times New Roman" w:hAnsi="Times New Roman" w:cs="Times New Roman"/>
-          <w:lang w:val="en-GB"/>
-        </w:rPr>
-        <w:t xml:space="preserve">, who was born into one of the richest and most distinguished Jewish families in the </w:t>
+        <w:t>Mildred Hockstad</w:t>
+      </w:r>
+      <w:r>
+        <w:rPr>
+          <w:rFonts w:ascii="Times New Roman" w:hAnsi="Times New Roman" w:cs="Times New Roman"/>
+          <w:lang w:val="en-GB"/>
+        </w:rPr>
+        <w:t xml:space="preserve">er, who was born into one of the richest and most distinguished Jewish families in the </w:t>
       </w:r>
       <w:r>
         <w:rPr>
@@ -1669,6 +1563,7 @@
           <w:rFonts w:ascii="Times New Roman" w:hAnsi="Times New Roman" w:cs="Times New Roman"/>
           <w:lang w:val="en-GB"/>
         </w:rPr>
+        <w:lastRenderedPageBreak/>
         <w:t>in</w:t>
       </w:r>
       <w:r>
@@ -1718,7 +1613,6 @@
           <w:rFonts w:ascii="Times New Roman" w:hAnsi="Times New Roman" w:cs="Times New Roman"/>
           <w:lang w:val="en-GB"/>
         </w:rPr>
-        <w:lastRenderedPageBreak/>
         <w:t>he volunteered for the army</w:t>
       </w:r>
       <w:r>
@@ -3740,7 +3634,15 @@
           <w:rFonts w:ascii="Times New Roman" w:hAnsi="Times New Roman" w:cs="Times New Roman"/>
           <w:lang w:val="en-GB"/>
         </w:rPr>
-        <w:t xml:space="preserve">ly used his office to promote the Marshall Plan as a measure against growing </w:t>
+        <w:t xml:space="preserve">ly used his </w:t>
+      </w:r>
+      <w:r>
+        <w:rPr>
+          <w:rFonts w:ascii="Times New Roman" w:hAnsi="Times New Roman" w:cs="Times New Roman"/>
+          <w:lang w:val="en-GB"/>
+        </w:rPr>
+        <w:lastRenderedPageBreak/>
+        <w:t xml:space="preserve">office to promote the Marshall Plan as a measure against growing </w:t>
       </w:r>
       <w:r>
         <w:rPr>
@@ -3775,15 +3677,7 @@
           <w:rFonts w:ascii="Times New Roman" w:hAnsi="Times New Roman" w:cs="Times New Roman"/>
           <w:lang w:val="en-GB"/>
         </w:rPr>
-        <w:t xml:space="preserve"> to </w:t>
-      </w:r>
-      <w:r>
-        <w:rPr>
-          <w:rFonts w:ascii="Times New Roman" w:hAnsi="Times New Roman" w:cs="Times New Roman"/>
-          <w:lang w:val="en-GB"/>
-        </w:rPr>
-        <w:lastRenderedPageBreak/>
-        <w:t xml:space="preserve">vanish after </w:t>
+        <w:t xml:space="preserve"> to vanish after </w:t>
       </w:r>
       <w:r>
         <w:rPr>
@@ -5809,7 +5703,16 @@
           <w:szCs w:val="24"/>
           <w:lang w:val="en-GB"/>
         </w:rPr>
-        <w:t xml:space="preserve">Morse sought to avoid at all costs a </w:t>
+        <w:t xml:space="preserve">Morse sought </w:t>
+      </w:r>
+      <w:r>
+        <w:rPr>
+          <w:rFonts w:ascii="Times New Roman" w:hAnsi="Times New Roman"/>
+          <w:szCs w:val="24"/>
+          <w:lang w:val="en-GB"/>
+        </w:rPr>
+        <w:lastRenderedPageBreak/>
+        <w:t xml:space="preserve">to avoid at all costs a </w:t>
       </w:r>
       <w:r>
         <w:rPr>
@@ -5917,7 +5820,6 @@
           <w:szCs w:val="24"/>
           <w:lang w:val="en-GB"/>
         </w:rPr>
-        <w:lastRenderedPageBreak/>
         <w:t>At the</w:t>
       </w:r>
       <w:r>
@@ -8517,7 +8419,15 @@
           <w:rFonts w:ascii="Times New Roman" w:hAnsi="Times New Roman" w:cs="Times New Roman"/>
           <w:lang w:val="en-GB"/>
         </w:rPr>
-        <w:t>ed reconciliation of social interests through freedom of association</w:t>
+        <w:t xml:space="preserve">ed </w:t>
+      </w:r>
+      <w:r>
+        <w:rPr>
+          <w:rFonts w:ascii="Times New Roman" w:hAnsi="Times New Roman" w:cs="Times New Roman"/>
+          <w:lang w:val="en-GB"/>
+        </w:rPr>
+        <w:lastRenderedPageBreak/>
+        <w:t>reconciliation of social interests through freedom of association</w:t>
       </w:r>
       <w:r>
         <w:rPr>
@@ -8581,15 +8491,7 @@
           <w:rFonts w:ascii="Times New Roman" w:hAnsi="Times New Roman" w:cs="Times New Roman"/>
           <w:lang w:val="en-GB"/>
         </w:rPr>
-        <w:t xml:space="preserve">sis on human </w:t>
-      </w:r>
-      <w:r>
-        <w:rPr>
-          <w:rFonts w:ascii="Times New Roman" w:hAnsi="Times New Roman" w:cs="Times New Roman"/>
-          <w:lang w:val="en-GB"/>
-        </w:rPr>
-        <w:lastRenderedPageBreak/>
-        <w:t xml:space="preserve">rights </w:t>
+        <w:t xml:space="preserve">sis on human rights </w:t>
       </w:r>
       <w:r>
         <w:rPr>
@@ -10660,7 +10562,15 @@
           <w:rFonts w:ascii="Times New Roman" w:hAnsi="Times New Roman" w:cs="Times New Roman"/>
           <w:lang w:val="en-GB"/>
         </w:rPr>
-        <w:t xml:space="preserve">On some occasions, </w:t>
+        <w:t xml:space="preserve">On </w:t>
+      </w:r>
+      <w:r>
+        <w:rPr>
+          <w:rFonts w:ascii="Times New Roman" w:hAnsi="Times New Roman" w:cs="Times New Roman"/>
+          <w:lang w:val="en-GB"/>
+        </w:rPr>
+        <w:lastRenderedPageBreak/>
+        <w:t xml:space="preserve">some occasions, </w:t>
       </w:r>
       <w:r>
         <w:rPr>
@@ -10702,15 +10612,7 @@
           <w:rFonts w:ascii="Times New Roman" w:hAnsi="Times New Roman" w:cs="Times New Roman"/>
           <w:lang w:val="en-GB"/>
         </w:rPr>
-        <w:t xml:space="preserve">put </w:t>
-      </w:r>
-      <w:r>
-        <w:rPr>
-          <w:rFonts w:ascii="Times New Roman" w:hAnsi="Times New Roman" w:cs="Times New Roman"/>
-          <w:lang w:val="en-GB"/>
-        </w:rPr>
-        <w:lastRenderedPageBreak/>
-        <w:t xml:space="preserve">conflicts off successfully over a long period of time, only to fall back with double force on his successors. </w:t>
+        <w:t xml:space="preserve">put conflicts off successfully over a long period of time, only to fall back with double force on his successors. </w:t>
       </w:r>
     </w:p>
     <w:p>
@@ -11270,7 +11172,6 @@
         </w:rPr>
         <w:t xml:space="preserve">, which links the Route de </w:t>
       </w:r>
-      <w:proofErr w:type="spellStart"/>
       <w:r>
         <w:rPr>
           <w:rFonts w:ascii="Times New Roman" w:hAnsi="Times New Roman" w:cs="Times New Roman"/>
@@ -11278,29 +11179,12 @@
         </w:rPr>
         <w:t>Ferney</w:t>
       </w:r>
-      <w:proofErr w:type="spellEnd"/>
-      <w:r>
-        <w:rPr>
-          <w:rFonts w:ascii="Times New Roman" w:hAnsi="Times New Roman" w:cs="Times New Roman"/>
-          <w:lang w:val="en-GB"/>
-        </w:rPr>
-        <w:t xml:space="preserve"> with Avenue </w:t>
-      </w:r>
-      <w:proofErr w:type="spellStart"/>
-      <w:r>
-        <w:rPr>
-          <w:rFonts w:ascii="Times New Roman" w:hAnsi="Times New Roman" w:cs="Times New Roman"/>
-          <w:lang w:val="en-GB"/>
-        </w:rPr>
-        <w:t>Appia</w:t>
-      </w:r>
-      <w:proofErr w:type="spellEnd"/>
-      <w:r>
-        <w:rPr>
-          <w:rFonts w:ascii="Times New Roman" w:hAnsi="Times New Roman" w:cs="Times New Roman"/>
-          <w:lang w:val="en-GB"/>
-        </w:rPr>
-        <w:t>, touches the ILO premises.</w:t>
+      <w:r>
+        <w:rPr>
+          <w:rFonts w:ascii="Times New Roman" w:hAnsi="Times New Roman" w:cs="Times New Roman"/>
+          <w:lang w:val="en-GB"/>
+        </w:rPr>
+        <w:t xml:space="preserve"> with Avenue Appia, touches the ILO premises.</w:t>
       </w:r>
     </w:p>
     <w:p>
@@ -12261,23 +12145,7 @@
           <w:rFonts w:ascii="Times New Roman" w:hAnsi="Times New Roman" w:cs="Times New Roman"/>
           <w:lang w:val="en-GB"/>
         </w:rPr>
-        <w:t xml:space="preserve"> </w:t>
-      </w:r>
-      <w:proofErr w:type="spellStart"/>
-      <w:r>
-        <w:rPr>
-          <w:rFonts w:ascii="Times New Roman" w:hAnsi="Times New Roman" w:cs="Times New Roman"/>
-          <w:lang w:val="en-GB"/>
-        </w:rPr>
-        <w:t>Madow</w:t>
-      </w:r>
-      <w:proofErr w:type="spellEnd"/>
-      <w:r>
-        <w:rPr>
-          <w:rFonts w:ascii="Times New Roman" w:hAnsi="Times New Roman" w:cs="Times New Roman"/>
-          <w:lang w:val="en-GB"/>
-        </w:rPr>
-        <w:t xml:space="preserve">, </w:t>
+        <w:t xml:space="preserve"> Madow, </w:t>
       </w:r>
       <w:r>
         <w:rPr>
@@ -12874,7 +12742,6 @@
           <w:iCs/>
           <w:lang w:val="en-GB"/>
         </w:rPr>
-        <w:lastRenderedPageBreak/>
         <w:t xml:space="preserve">Version </w:t>
       </w:r>
       <w:r>
@@ -12962,37 +12829,12 @@
           <w:b/>
         </w:rPr>
       </w:pPr>
-      <w:proofErr w:type="spellStart"/>
       <w:r>
         <w:rPr>
           <w:rFonts w:ascii="Times New Roman" w:hAnsi="Times New Roman" w:cs="Times New Roman"/>
           <w:b/>
         </w:rPr>
-        <w:t>How</w:t>
-      </w:r>
-      <w:proofErr w:type="spellEnd"/>
-      <w:r>
-        <w:rPr>
-          <w:rFonts w:ascii="Times New Roman" w:hAnsi="Times New Roman" w:cs="Times New Roman"/>
-          <w:b/>
-        </w:rPr>
-        <w:t xml:space="preserve"> </w:t>
-      </w:r>
-      <w:proofErr w:type="spellStart"/>
-      <w:r>
-        <w:rPr>
-          <w:rFonts w:ascii="Times New Roman" w:hAnsi="Times New Roman" w:cs="Times New Roman"/>
-          <w:b/>
-        </w:rPr>
-        <w:t>To</w:t>
-      </w:r>
-      <w:proofErr w:type="spellEnd"/>
-      <w:r>
-        <w:rPr>
-          <w:rFonts w:ascii="Times New Roman" w:hAnsi="Times New Roman" w:cs="Times New Roman"/>
-          <w:b/>
-        </w:rPr>
-        <w:t xml:space="preserve"> </w:t>
+        <w:t xml:space="preserve">How To </w:t>
       </w:r>
       <w:proofErr w:type="spellStart"/>
       <w:r>
@@ -13062,7 +12904,7 @@
           <w:rFonts w:ascii="Times New Roman" w:hAnsi="Times New Roman" w:cs="Times New Roman"/>
           <w:i/>
         </w:rPr>
-        <w:t xml:space="preserve"> Dictionary </w:t>
+        <w:t xml:space="preserve"> Dictionary of </w:t>
       </w:r>
       <w:proofErr w:type="spellStart"/>
       <w:r>
@@ -13070,7 +12912,7 @@
           <w:rFonts w:ascii="Times New Roman" w:hAnsi="Times New Roman" w:cs="Times New Roman"/>
           <w:i/>
         </w:rPr>
-        <w:t>of</w:t>
+        <w:t>Secretaries</w:t>
       </w:r>
       <w:proofErr w:type="spellEnd"/>
       <w:r>
@@ -13078,7 +12920,7 @@
           <w:rFonts w:ascii="Times New Roman" w:hAnsi="Times New Roman" w:cs="Times New Roman"/>
           <w:i/>
         </w:rPr>
-        <w:t xml:space="preserve"> </w:t>
+        <w:t xml:space="preserve">-General of International </w:t>
       </w:r>
       <w:proofErr w:type="spellStart"/>
       <w:r>
@@ -13086,88 +12928,28 @@
           <w:rFonts w:ascii="Times New Roman" w:hAnsi="Times New Roman" w:cs="Times New Roman"/>
           <w:i/>
         </w:rPr>
-        <w:t>Secretaries</w:t>
+        <w:t>Organizations</w:t>
       </w:r>
       <w:proofErr w:type="spellEnd"/>
       <w:r>
         <w:rPr>
           <w:rFonts w:ascii="Times New Roman" w:hAnsi="Times New Roman" w:cs="Times New Roman"/>
-          <w:i/>
-        </w:rPr>
-        <w:t xml:space="preserve">-General </w:t>
+        </w:rPr>
+        <w:t xml:space="preserve">, </w:t>
       </w:r>
       <w:proofErr w:type="spellStart"/>
       <w:r>
         <w:rPr>
           <w:rFonts w:ascii="Times New Roman" w:hAnsi="Times New Roman" w:cs="Times New Roman"/>
-          <w:i/>
-        </w:rPr>
-        <w:t>of</w:t>
+        </w:rPr>
+        <w:t>Edited</w:t>
       </w:r>
       <w:proofErr w:type="spellEnd"/>
       <w:r>
         <w:rPr>
           <w:rFonts w:ascii="Times New Roman" w:hAnsi="Times New Roman" w:cs="Times New Roman"/>
-          <w:i/>
-        </w:rPr>
-        <w:t xml:space="preserve"> International </w:t>
-      </w:r>
-      <w:proofErr w:type="spellStart"/>
-      <w:r>
-        <w:rPr>
-          <w:rFonts w:ascii="Times New Roman" w:hAnsi="Times New Roman" w:cs="Times New Roman"/>
-          <w:i/>
-        </w:rPr>
-        <w:t>Organizations</w:t>
-      </w:r>
-      <w:proofErr w:type="spellEnd"/>
-      <w:r>
-        <w:rPr>
-          <w:rFonts w:ascii="Times New Roman" w:hAnsi="Times New Roman" w:cs="Times New Roman"/>
-        </w:rPr>
-        <w:t xml:space="preserve">, </w:t>
-      </w:r>
-      <w:proofErr w:type="spellStart"/>
-      <w:r>
-        <w:rPr>
-          <w:rFonts w:ascii="Times New Roman" w:hAnsi="Times New Roman" w:cs="Times New Roman"/>
-        </w:rPr>
-        <w:t>Edited</w:t>
-      </w:r>
-      <w:proofErr w:type="spellEnd"/>
-      <w:r>
-        <w:rPr>
-          <w:rFonts w:ascii="Times New Roman" w:hAnsi="Times New Roman" w:cs="Times New Roman"/>
-        </w:rPr>
-        <w:t xml:space="preserve"> </w:t>
-      </w:r>
-      <w:proofErr w:type="spellStart"/>
-      <w:r>
-        <w:rPr>
-          <w:rFonts w:ascii="Times New Roman" w:hAnsi="Times New Roman" w:cs="Times New Roman"/>
-        </w:rPr>
-        <w:t>by</w:t>
-      </w:r>
-      <w:proofErr w:type="spellEnd"/>
-      <w:r>
-        <w:rPr>
-          <w:rFonts w:ascii="Times New Roman" w:hAnsi="Times New Roman" w:cs="Times New Roman"/>
-        </w:rPr>
-        <w:t xml:space="preserve"> Bob Reinalda, Kent J. Kille and </w:t>
-      </w:r>
-      <w:proofErr w:type="spellStart"/>
-      <w:r>
-        <w:rPr>
-          <w:rFonts w:ascii="Times New Roman" w:hAnsi="Times New Roman" w:cs="Times New Roman"/>
-        </w:rPr>
-        <w:t>Jaci</w:t>
-      </w:r>
-      <w:proofErr w:type="spellEnd"/>
-      <w:r>
-        <w:rPr>
-          <w:rFonts w:ascii="Times New Roman" w:hAnsi="Times New Roman" w:cs="Times New Roman"/>
-        </w:rPr>
-        <w:t xml:space="preserve"> </w:t>
+        </w:rPr>
+        <w:t xml:space="preserve"> by Bob Reinalda, Kent J. Kille and Jaci </w:t>
       </w:r>
       <w:r>
         <w:rPr>
@@ -13281,7 +13063,7 @@
 </file>
 
 <file path=word/endnotes.xml><?xml version="1.0" encoding="utf-8"?>
-<w:endnotes xmlns:wpc="http://schemas.microsoft.com/office/word/2010/wordprocessingCanvas" xmlns:cx="http://schemas.microsoft.com/office/drawing/2014/chartex" xmlns:cx1="http://schemas.microsoft.com/office/drawing/2015/9/8/chartex" xmlns:cx2="http://schemas.microsoft.com/office/drawing/2015/10/21/chartex" xmlns:cx3="http://schemas.microsoft.com/office/drawing/2016/5/9/chartex" xmlns:cx4="http://schemas.microsoft.com/office/drawing/2016/5/10/chartex" xmlns:cx5="http://schemas.microsoft.com/office/drawing/2016/5/11/chartex" xmlns:cx6="http://schemas.microsoft.com/office/drawing/2016/5/12/chartex" xmlns:cx7="http://schemas.microsoft.com/office/drawing/2016/5/13/chartex" xmlns:cx8="http://schemas.microsoft.com/office/drawing/2016/5/14/chartex" xmlns:mc="http://schemas.openxmlformats.org/markup-compatibility/2006" xmlns:aink="http://schemas.microsoft.com/office/drawing/2016/ink" xmlns:am3d="http://schemas.microsoft.com/office/drawing/2017/model3d" xmlns:o="urn:schemas-microsoft-com:office:office" xmlns:oel="http://schemas.microsoft.com/office/2019/extlst" xmlns:r="http://schemas.openxmlformats.org/officeDocument/2006/relationships" xmlns:m="http://schemas.openxmlformats.org/officeDocument/2006/math" xmlns:v="urn:schemas-microsoft-com:vml" xmlns:wp14="http://schemas.microsoft.com/office/word/2010/wordprocessingDrawing" xmlns:wp="http://schemas.openxmlformats.org/drawingml/2006/wordprocessingDrawing" xmlns:w10="urn:schemas-microsoft-com:office:word" xmlns:w="http://schemas.openxmlformats.org/wordprocessingml/2006/main" xmlns:w14="http://schemas.microsoft.com/office/word/2010/wordml" xmlns:w15="http://schemas.microsoft.com/office/word/2012/wordml" xmlns:w16cex="http://schemas.microsoft.com/office/word/2018/wordml/cex" xmlns:w16cid="http://schemas.microsoft.com/office/word/2016/wordml/cid" xmlns:w16="http://schemas.microsoft.com/office/word/2018/wordml" xmlns:w16du="http://schemas.microsoft.com/office/word/2023/wordml/word16du" xmlns:w16sdtdh="http://schemas.microsoft.com/office/word/2020/wordml/sdtdatahash" xmlns:w16sdtfl="http://schemas.microsoft.com/office/word/2024/wordml/sdtformatlock" xmlns:w16se="http://schemas.microsoft.com/office/word/2015/wordml/symex" xmlns:wpg="http://schemas.microsoft.com/office/word/2010/wordprocessingGroup" xmlns:wpi="http://schemas.microsoft.com/office/word/2010/wordprocessingInk" xmlns:wne="http://schemas.microsoft.com/office/word/2006/wordml" xmlns:wps="http://schemas.microsoft.com/office/word/2010/wordprocessingShape" mc:Ignorable="w14 w15 w16se w16cid w16 w16cex w16sdtdh w16sdtfl w16du wp14">
+<w:endnotes xmlns:wpc="http://schemas.microsoft.com/office/word/2010/wordprocessingCanvas" xmlns:cx="http://schemas.microsoft.com/office/drawing/2014/chartex" xmlns:cx1="http://schemas.microsoft.com/office/drawing/2015/9/8/chartex" xmlns:cx2="http://schemas.microsoft.com/office/drawing/2015/10/21/chartex" xmlns:cx3="http://schemas.microsoft.com/office/drawing/2016/5/9/chartex" xmlns:cx4="http://schemas.microsoft.com/office/drawing/2016/5/10/chartex" xmlns:cx5="http://schemas.microsoft.com/office/drawing/2016/5/11/chartex" xmlns:cx6="http://schemas.microsoft.com/office/drawing/2016/5/12/chartex" xmlns:cx7="http://schemas.microsoft.com/office/drawing/2016/5/13/chartex" xmlns:cx8="http://schemas.microsoft.com/office/drawing/2016/5/14/chartex" xmlns:mc="http://schemas.openxmlformats.org/markup-compatibility/2006" xmlns:m="http://schemas.openxmlformats.org/officeDocument/2006/math" xmlns:aink="http://schemas.microsoft.com/office/drawing/2016/ink" xmlns:am3d="http://schemas.microsoft.com/office/drawing/2017/model3d" xmlns:oel="http://schemas.microsoft.com/office/2019/extlst" xmlns:r="http://schemas.openxmlformats.org/officeDocument/2006/relationships" xmlns:wp14="http://schemas.microsoft.com/office/word/2010/wordprocessingDrawing" xmlns:wp="http://schemas.openxmlformats.org/drawingml/2006/wordprocessingDrawing" xmlns:wpg="http://schemas.microsoft.com/office/word/2010/wordprocessingGroup" xmlns:wpi="http://schemas.microsoft.com/office/word/2010/wordprocessingInk" xmlns:wps="http://schemas.microsoft.com/office/word/2010/wordprocessingShape" xmlns:o="urn:schemas-microsoft-com:office:office" xmlns:v="urn:schemas-microsoft-com:vml" xmlns:w10="urn:schemas-microsoft-com:office:word" xmlns:w="http://schemas.openxmlformats.org/wordprocessingml/2006/main" xmlns:w14="http://schemas.microsoft.com/office/word/2010/wordml" xmlns:w15="http://schemas.microsoft.com/office/word/2012/wordml" xmlns:w16cei="http://schemas.microsoft.com/office/word/2026/wordml/cei" xmlns:w16cex="http://schemas.microsoft.com/office/word/2018/wordml/cex" xmlns:w16cid="http://schemas.microsoft.com/office/word/2016/wordml/cid" xmlns:w16="http://schemas.microsoft.com/office/word/2018/wordml" xmlns:w16sdtdh="http://schemas.microsoft.com/office/word/2020/wordml/sdtdatahash" xmlns:w16sdtfl="http://schemas.microsoft.com/office/word/2024/wordml/sdtformatlock" xmlns:w16se="http://schemas.microsoft.com/office/word/2015/wordml/symex" xmlns:w16du="http://schemas.microsoft.com/office/word/2023/wordml/word16du" xmlns:wne="http://schemas.microsoft.com/office/word/2006/wordml" mc:Ignorable="w14 w15 w16se w16cid w16 w16cex w16sdtdh w16sdtfl w16du wp14">
   <w:endnote w:type="separator" w:id="-1">
     <w:p>
       <w:r>
@@ -13300,7 +13082,7 @@
 </file>
 
 <file path=word/footer1.xml><?xml version="1.0" encoding="utf-8"?>
-<w:ftr xmlns:wpc="http://schemas.microsoft.com/office/word/2010/wordprocessingCanvas" xmlns:cx="http://schemas.microsoft.com/office/drawing/2014/chartex" xmlns:cx1="http://schemas.microsoft.com/office/drawing/2015/9/8/chartex" xmlns:cx2="http://schemas.microsoft.com/office/drawing/2015/10/21/chartex" xmlns:cx3="http://schemas.microsoft.com/office/drawing/2016/5/9/chartex" xmlns:cx4="http://schemas.microsoft.com/office/drawing/2016/5/10/chartex" xmlns:cx5="http://schemas.microsoft.com/office/drawing/2016/5/11/chartex" xmlns:cx6="http://schemas.microsoft.com/office/drawing/2016/5/12/chartex" xmlns:cx7="http://schemas.microsoft.com/office/drawing/2016/5/13/chartex" xmlns:cx8="http://schemas.microsoft.com/office/drawing/2016/5/14/chartex" xmlns:mc="http://schemas.openxmlformats.org/markup-compatibility/2006" xmlns:aink="http://schemas.microsoft.com/office/drawing/2016/ink" xmlns:am3d="http://schemas.microsoft.com/office/drawing/2017/model3d" xmlns:o="urn:schemas-microsoft-com:office:office" xmlns:oel="http://schemas.microsoft.com/office/2019/extlst" xmlns:r="http://schemas.openxmlformats.org/officeDocument/2006/relationships" xmlns:m="http://schemas.openxmlformats.org/officeDocument/2006/math" xmlns:v="urn:schemas-microsoft-com:vml" xmlns:wp14="http://schemas.microsoft.com/office/word/2010/wordprocessingDrawing" xmlns:wp="http://schemas.openxmlformats.org/drawingml/2006/wordprocessingDrawing" xmlns:w10="urn:schemas-microsoft-com:office:word" xmlns:w="http://schemas.openxmlformats.org/wordprocessingml/2006/main" xmlns:w14="http://schemas.microsoft.com/office/word/2010/wordml" xmlns:w15="http://schemas.microsoft.com/office/word/2012/wordml" xmlns:w16cex="http://schemas.microsoft.com/office/word/2018/wordml/cex" xmlns:w16cid="http://schemas.microsoft.com/office/word/2016/wordml/cid" xmlns:w16="http://schemas.microsoft.com/office/word/2018/wordml" xmlns:w16du="http://schemas.microsoft.com/office/word/2023/wordml/word16du" xmlns:w16sdtdh="http://schemas.microsoft.com/office/word/2020/wordml/sdtdatahash" xmlns:w16sdtfl="http://schemas.microsoft.com/office/word/2024/wordml/sdtformatlock" xmlns:w16se="http://schemas.microsoft.com/office/word/2015/wordml/symex" xmlns:wpg="http://schemas.microsoft.com/office/word/2010/wordprocessingGroup" xmlns:wpi="http://schemas.microsoft.com/office/word/2010/wordprocessingInk" xmlns:wne="http://schemas.microsoft.com/office/word/2006/wordml" xmlns:wps="http://schemas.microsoft.com/office/word/2010/wordprocessingShape" mc:Ignorable="w14 w15 w16se w16cid w16 w16cex w16sdtdh w16sdtfl w16du wp14">
+<w:ftr xmlns:wpc="http://schemas.microsoft.com/office/word/2010/wordprocessingCanvas" xmlns:cx="http://schemas.microsoft.com/office/drawing/2014/chartex" xmlns:cx1="http://schemas.microsoft.com/office/drawing/2015/9/8/chartex" xmlns:cx2="http://schemas.microsoft.com/office/drawing/2015/10/21/chartex" xmlns:cx3="http://schemas.microsoft.com/office/drawing/2016/5/9/chartex" xmlns:cx4="http://schemas.microsoft.com/office/drawing/2016/5/10/chartex" xmlns:cx5="http://schemas.microsoft.com/office/drawing/2016/5/11/chartex" xmlns:cx6="http://schemas.microsoft.com/office/drawing/2016/5/12/chartex" xmlns:cx7="http://schemas.microsoft.com/office/drawing/2016/5/13/chartex" xmlns:cx8="http://schemas.microsoft.com/office/drawing/2016/5/14/chartex" xmlns:mc="http://schemas.openxmlformats.org/markup-compatibility/2006" xmlns:m="http://schemas.openxmlformats.org/officeDocument/2006/math" xmlns:aink="http://schemas.microsoft.com/office/drawing/2016/ink" xmlns:am3d="http://schemas.microsoft.com/office/drawing/2017/model3d" xmlns:oel="http://schemas.microsoft.com/office/2019/extlst" xmlns:r="http://schemas.openxmlformats.org/officeDocument/2006/relationships" xmlns:wp14="http://schemas.microsoft.com/office/word/2010/wordprocessingDrawing" xmlns:wp="http://schemas.openxmlformats.org/drawingml/2006/wordprocessingDrawing" xmlns:wpg="http://schemas.microsoft.com/office/word/2010/wordprocessingGroup" xmlns:wpi="http://schemas.microsoft.com/office/word/2010/wordprocessingInk" xmlns:wps="http://schemas.microsoft.com/office/word/2010/wordprocessingShape" xmlns:o="urn:schemas-microsoft-com:office:office" xmlns:v="urn:schemas-microsoft-com:vml" xmlns:w10="urn:schemas-microsoft-com:office:word" xmlns:w="http://schemas.openxmlformats.org/wordprocessingml/2006/main" xmlns:w14="http://schemas.microsoft.com/office/word/2010/wordml" xmlns:w15="http://schemas.microsoft.com/office/word/2012/wordml" xmlns:w16cei="http://schemas.microsoft.com/office/word/2026/wordml/cei" xmlns:w16cex="http://schemas.microsoft.com/office/word/2018/wordml/cex" xmlns:w16cid="http://schemas.microsoft.com/office/word/2016/wordml/cid" xmlns:w16="http://schemas.microsoft.com/office/word/2018/wordml" xmlns:w16sdtdh="http://schemas.microsoft.com/office/word/2020/wordml/sdtdatahash" xmlns:w16sdtfl="http://schemas.microsoft.com/office/word/2024/wordml/sdtformatlock" xmlns:w16se="http://schemas.microsoft.com/office/word/2015/wordml/symex" xmlns:w16du="http://schemas.microsoft.com/office/word/2023/wordml/word16du" xmlns:wne="http://schemas.microsoft.com/office/word/2006/wordml" mc:Ignorable="w14 w15 w16se w16cid w16 w16cex w16sdtdh w16sdtfl w16du wp14">
   <w:p>
     <w:pPr>
       <w:pStyle w:val="Voettekst"/>
@@ -13356,7 +13138,7 @@
 </file>
 
 <file path=word/footnotes.xml><?xml version="1.0" encoding="utf-8"?>
-<w:footnotes xmlns:wpc="http://schemas.microsoft.com/office/word/2010/wordprocessingCanvas" xmlns:cx="http://schemas.microsoft.com/office/drawing/2014/chartex" xmlns:cx1="http://schemas.microsoft.com/office/drawing/2015/9/8/chartex" xmlns:cx2="http://schemas.microsoft.com/office/drawing/2015/10/21/chartex" xmlns:cx3="http://schemas.microsoft.com/office/drawing/2016/5/9/chartex" xmlns:cx4="http://schemas.microsoft.com/office/drawing/2016/5/10/chartex" xmlns:cx5="http://schemas.microsoft.com/office/drawing/2016/5/11/chartex" xmlns:cx6="http://schemas.microsoft.com/office/drawing/2016/5/12/chartex" xmlns:cx7="http://schemas.microsoft.com/office/drawing/2016/5/13/chartex" xmlns:cx8="http://schemas.microsoft.com/office/drawing/2016/5/14/chartex" xmlns:mc="http://schemas.openxmlformats.org/markup-compatibility/2006" xmlns:aink="http://schemas.microsoft.com/office/drawing/2016/ink" xmlns:am3d="http://schemas.microsoft.com/office/drawing/2017/model3d" xmlns:o="urn:schemas-microsoft-com:office:office" xmlns:oel="http://schemas.microsoft.com/office/2019/extlst" xmlns:r="http://schemas.openxmlformats.org/officeDocument/2006/relationships" xmlns:m="http://schemas.openxmlformats.org/officeDocument/2006/math" xmlns:v="urn:schemas-microsoft-com:vml" xmlns:wp14="http://schemas.microsoft.com/office/word/2010/wordprocessingDrawing" xmlns:wp="http://schemas.openxmlformats.org/drawingml/2006/wordprocessingDrawing" xmlns:w10="urn:schemas-microsoft-com:office:word" xmlns:w="http://schemas.openxmlformats.org/wordprocessingml/2006/main" xmlns:w14="http://schemas.microsoft.com/office/word/2010/wordml" xmlns:w15="http://schemas.microsoft.com/office/word/2012/wordml" xmlns:w16cex="http://schemas.microsoft.com/office/word/2018/wordml/cex" xmlns:w16cid="http://schemas.microsoft.com/office/word/2016/wordml/cid" xmlns:w16="http://schemas.microsoft.com/office/word/2018/wordml" xmlns:w16du="http://schemas.microsoft.com/office/word/2023/wordml/word16du" xmlns:w16sdtdh="http://schemas.microsoft.com/office/word/2020/wordml/sdtdatahash" xmlns:w16sdtfl="http://schemas.microsoft.com/office/word/2024/wordml/sdtformatlock" xmlns:w16se="http://schemas.microsoft.com/office/word/2015/wordml/symex" xmlns:wpg="http://schemas.microsoft.com/office/word/2010/wordprocessingGroup" xmlns:wpi="http://schemas.microsoft.com/office/word/2010/wordprocessingInk" xmlns:wne="http://schemas.microsoft.com/office/word/2006/wordml" xmlns:wps="http://schemas.microsoft.com/office/word/2010/wordprocessingShape" mc:Ignorable="w14 w15 w16se w16cid w16 w16cex w16sdtdh w16sdtfl w16du wp14">
+<w:footnotes xmlns:wpc="http://schemas.microsoft.com/office/word/2010/wordprocessingCanvas" xmlns:cx="http://schemas.microsoft.com/office/drawing/2014/chartex" xmlns:cx1="http://schemas.microsoft.com/office/drawing/2015/9/8/chartex" xmlns:cx2="http://schemas.microsoft.com/office/drawing/2015/10/21/chartex" xmlns:cx3="http://schemas.microsoft.com/office/drawing/2016/5/9/chartex" xmlns:cx4="http://schemas.microsoft.com/office/drawing/2016/5/10/chartex" xmlns:cx5="http://schemas.microsoft.com/office/drawing/2016/5/11/chartex" xmlns:cx6="http://schemas.microsoft.com/office/drawing/2016/5/12/chartex" xmlns:cx7="http://schemas.microsoft.com/office/drawing/2016/5/13/chartex" xmlns:cx8="http://schemas.microsoft.com/office/drawing/2016/5/14/chartex" xmlns:mc="http://schemas.openxmlformats.org/markup-compatibility/2006" xmlns:m="http://schemas.openxmlformats.org/officeDocument/2006/math" xmlns:aink="http://schemas.microsoft.com/office/drawing/2016/ink" xmlns:am3d="http://schemas.microsoft.com/office/drawing/2017/model3d" xmlns:oel="http://schemas.microsoft.com/office/2019/extlst" xmlns:r="http://schemas.openxmlformats.org/officeDocument/2006/relationships" xmlns:wp14="http://schemas.microsoft.com/office/word/2010/wordprocessingDrawing" xmlns:wp="http://schemas.openxmlformats.org/drawingml/2006/wordprocessingDrawing" xmlns:wpg="http://schemas.microsoft.com/office/word/2010/wordprocessingGroup" xmlns:wpi="http://schemas.microsoft.com/office/word/2010/wordprocessingInk" xmlns:wps="http://schemas.microsoft.com/office/word/2010/wordprocessingShape" xmlns:o="urn:schemas-microsoft-com:office:office" xmlns:v="urn:schemas-microsoft-com:vml" xmlns:w10="urn:schemas-microsoft-com:office:word" xmlns:w="http://schemas.openxmlformats.org/wordprocessingml/2006/main" xmlns:w14="http://schemas.microsoft.com/office/word/2010/wordml" xmlns:w15="http://schemas.microsoft.com/office/word/2012/wordml" xmlns:w16cei="http://schemas.microsoft.com/office/word/2026/wordml/cei" xmlns:w16cex="http://schemas.microsoft.com/office/word/2018/wordml/cex" xmlns:w16cid="http://schemas.microsoft.com/office/word/2016/wordml/cid" xmlns:w16="http://schemas.microsoft.com/office/word/2018/wordml" xmlns:w16sdtdh="http://schemas.microsoft.com/office/word/2020/wordml/sdtdatahash" xmlns:w16sdtfl="http://schemas.microsoft.com/office/word/2024/wordml/sdtformatlock" xmlns:w16se="http://schemas.microsoft.com/office/word/2015/wordml/symex" xmlns:w16du="http://schemas.microsoft.com/office/word/2023/wordml/word16du" xmlns:wne="http://schemas.microsoft.com/office/word/2006/wordml" mc:Ignorable="w14 w15 w16se w16cid w16 w16cex w16sdtdh w16sdtfl w16du wp14">
   <w:footnote w:type="separator" w:id="-1">
     <w:p>
       <w:r>
@@ -13375,7 +13157,7 @@
 </file>
 
 <file path=word/header1.xml><?xml version="1.0" encoding="utf-8"?>
-<w:hdr xmlns:wpc="http://schemas.microsoft.com/office/word/2010/wordprocessingCanvas" xmlns:cx="http://schemas.microsoft.com/office/drawing/2014/chartex" xmlns:cx1="http://schemas.microsoft.com/office/drawing/2015/9/8/chartex" xmlns:cx2="http://schemas.microsoft.com/office/drawing/2015/10/21/chartex" xmlns:cx3="http://schemas.microsoft.com/office/drawing/2016/5/9/chartex" xmlns:cx4="http://schemas.microsoft.com/office/drawing/2016/5/10/chartex" xmlns:cx5="http://schemas.microsoft.com/office/drawing/2016/5/11/chartex" xmlns:cx6="http://schemas.microsoft.com/office/drawing/2016/5/12/chartex" xmlns:cx7="http://schemas.microsoft.com/office/drawing/2016/5/13/chartex" xmlns:cx8="http://schemas.microsoft.com/office/drawing/2016/5/14/chartex" xmlns:mc="http://schemas.openxmlformats.org/markup-compatibility/2006" xmlns:aink="http://schemas.microsoft.com/office/drawing/2016/ink" xmlns:am3d="http://schemas.microsoft.com/office/drawing/2017/model3d" xmlns:o="urn:schemas-microsoft-com:office:office" xmlns:oel="http://schemas.microsoft.com/office/2019/extlst" xmlns:r="http://schemas.openxmlformats.org/officeDocument/2006/relationships" xmlns:m="http://schemas.openxmlformats.org/officeDocument/2006/math" xmlns:v="urn:schemas-microsoft-com:vml" xmlns:wp14="http://schemas.microsoft.com/office/word/2010/wordprocessingDrawing" xmlns:wp="http://schemas.openxmlformats.org/drawingml/2006/wordprocessingDrawing" xmlns:w10="urn:schemas-microsoft-com:office:word" xmlns:w="http://schemas.openxmlformats.org/wordprocessingml/2006/main" xmlns:w14="http://schemas.microsoft.com/office/word/2010/wordml" xmlns:w15="http://schemas.microsoft.com/office/word/2012/wordml" xmlns:w16cex="http://schemas.microsoft.com/office/word/2018/wordml/cex" xmlns:w16cid="http://schemas.microsoft.com/office/word/2016/wordml/cid" xmlns:w16="http://schemas.microsoft.com/office/word/2018/wordml" xmlns:w16du="http://schemas.microsoft.com/office/word/2023/wordml/word16du" xmlns:w16sdtdh="http://schemas.microsoft.com/office/word/2020/wordml/sdtdatahash" xmlns:w16sdtfl="http://schemas.microsoft.com/office/word/2024/wordml/sdtformatlock" xmlns:w16se="http://schemas.microsoft.com/office/word/2015/wordml/symex" xmlns:wpg="http://schemas.microsoft.com/office/word/2010/wordprocessingGroup" xmlns:wpi="http://schemas.microsoft.com/office/word/2010/wordprocessingInk" xmlns:wne="http://schemas.microsoft.com/office/word/2006/wordml" xmlns:wps="http://schemas.microsoft.com/office/word/2010/wordprocessingShape" mc:Ignorable="w14 w15 w16se w16cid w16 w16cex w16sdtdh w16sdtfl w16du wp14">
+<w:hdr xmlns:wpc="http://schemas.microsoft.com/office/word/2010/wordprocessingCanvas" xmlns:cx="http://schemas.microsoft.com/office/drawing/2014/chartex" xmlns:cx1="http://schemas.microsoft.com/office/drawing/2015/9/8/chartex" xmlns:cx2="http://schemas.microsoft.com/office/drawing/2015/10/21/chartex" xmlns:cx3="http://schemas.microsoft.com/office/drawing/2016/5/9/chartex" xmlns:cx4="http://schemas.microsoft.com/office/drawing/2016/5/10/chartex" xmlns:cx5="http://schemas.microsoft.com/office/drawing/2016/5/11/chartex" xmlns:cx6="http://schemas.microsoft.com/office/drawing/2016/5/12/chartex" xmlns:cx7="http://schemas.microsoft.com/office/drawing/2016/5/13/chartex" xmlns:cx8="http://schemas.microsoft.com/office/drawing/2016/5/14/chartex" xmlns:mc="http://schemas.openxmlformats.org/markup-compatibility/2006" xmlns:m="http://schemas.openxmlformats.org/officeDocument/2006/math" xmlns:aink="http://schemas.microsoft.com/office/drawing/2016/ink" xmlns:am3d="http://schemas.microsoft.com/office/drawing/2017/model3d" xmlns:oel="http://schemas.microsoft.com/office/2019/extlst" xmlns:r="http://schemas.openxmlformats.org/officeDocument/2006/relationships" xmlns:wp14="http://schemas.microsoft.com/office/word/2010/wordprocessingDrawing" xmlns:wp="http://schemas.openxmlformats.org/drawingml/2006/wordprocessingDrawing" xmlns:wpg="http://schemas.microsoft.com/office/word/2010/wordprocessingGroup" xmlns:wpi="http://schemas.microsoft.com/office/word/2010/wordprocessingInk" xmlns:wps="http://schemas.microsoft.com/office/word/2010/wordprocessingShape" xmlns:o="urn:schemas-microsoft-com:office:office" xmlns:v="urn:schemas-microsoft-com:vml" xmlns:w10="urn:schemas-microsoft-com:office:word" xmlns:w="http://schemas.openxmlformats.org/wordprocessingml/2006/main" xmlns:w14="http://schemas.microsoft.com/office/word/2010/wordml" xmlns:w15="http://schemas.microsoft.com/office/word/2012/wordml" xmlns:w16cei="http://schemas.microsoft.com/office/word/2026/wordml/cei" xmlns:w16cex="http://schemas.microsoft.com/office/word/2018/wordml/cex" xmlns:w16cid="http://schemas.microsoft.com/office/word/2016/wordml/cid" xmlns:w16="http://schemas.microsoft.com/office/word/2018/wordml" xmlns:w16sdtdh="http://schemas.microsoft.com/office/word/2020/wordml/sdtdatahash" xmlns:w16sdtfl="http://schemas.microsoft.com/office/word/2024/wordml/sdtformatlock" xmlns:w16se="http://schemas.microsoft.com/office/word/2015/wordml/symex" xmlns:w16du="http://schemas.microsoft.com/office/word/2023/wordml/word16du" xmlns:wne="http://schemas.microsoft.com/office/word/2006/wordml" mc:Ignorable="w14 w15 w16se w16cid w16 w16cex w16sdtdh w16sdtfl w16du wp14">
   <w:p>
     <w:pPr>
       <w:pStyle w:val="Koptekst"/>
@@ -13412,7 +13194,7 @@
 </file>
 
 <file path=word/header2.xml><?xml version="1.0" encoding="utf-8"?>
-<w:hdr xmlns:wpc="http://schemas.microsoft.com/office/word/2010/wordprocessingCanvas" xmlns:cx="http://schemas.microsoft.com/office/drawing/2014/chartex" xmlns:cx1="http://schemas.microsoft.com/office/drawing/2015/9/8/chartex" xmlns:cx2="http://schemas.microsoft.com/office/drawing/2015/10/21/chartex" xmlns:cx3="http://schemas.microsoft.com/office/drawing/2016/5/9/chartex" xmlns:cx4="http://schemas.microsoft.com/office/drawing/2016/5/10/chartex" xmlns:cx5="http://schemas.microsoft.com/office/drawing/2016/5/11/chartex" xmlns:cx6="http://schemas.microsoft.com/office/drawing/2016/5/12/chartex" xmlns:cx7="http://schemas.microsoft.com/office/drawing/2016/5/13/chartex" xmlns:cx8="http://schemas.microsoft.com/office/drawing/2016/5/14/chartex" xmlns:mc="http://schemas.openxmlformats.org/markup-compatibility/2006" xmlns:aink="http://schemas.microsoft.com/office/drawing/2016/ink" xmlns:am3d="http://schemas.microsoft.com/office/drawing/2017/model3d" xmlns:o="urn:schemas-microsoft-com:office:office" xmlns:oel="http://schemas.microsoft.com/office/2019/extlst" xmlns:r="http://schemas.openxmlformats.org/officeDocument/2006/relationships" xmlns:m="http://schemas.openxmlformats.org/officeDocument/2006/math" xmlns:v="urn:schemas-microsoft-com:vml" xmlns:wp14="http://schemas.microsoft.com/office/word/2010/wordprocessingDrawing" xmlns:wp="http://schemas.openxmlformats.org/drawingml/2006/wordprocessingDrawing" xmlns:w10="urn:schemas-microsoft-com:office:word" xmlns:w="http://schemas.openxmlformats.org/wordprocessingml/2006/main" xmlns:w14="http://schemas.microsoft.com/office/word/2010/wordml" xmlns:w15="http://schemas.microsoft.com/office/word/2012/wordml" xmlns:w16cex="http://schemas.microsoft.com/office/word/2018/wordml/cex" xmlns:w16cid="http://schemas.microsoft.com/office/word/2016/wordml/cid" xmlns:w16="http://schemas.microsoft.com/office/word/2018/wordml" xmlns:w16du="http://schemas.microsoft.com/office/word/2023/wordml/word16du" xmlns:w16sdtdh="http://schemas.microsoft.com/office/word/2020/wordml/sdtdatahash" xmlns:w16sdtfl="http://schemas.microsoft.com/office/word/2024/wordml/sdtformatlock" xmlns:w16se="http://schemas.microsoft.com/office/word/2015/wordml/symex" xmlns:wpg="http://schemas.microsoft.com/office/word/2010/wordprocessingGroup" xmlns:wpi="http://schemas.microsoft.com/office/word/2010/wordprocessingInk" xmlns:wne="http://schemas.microsoft.com/office/word/2006/wordml" xmlns:wps="http://schemas.microsoft.com/office/word/2010/wordprocessingShape" mc:Ignorable="w14 w15 w16se w16cid w16 w16cex w16sdtdh w16sdtfl w16du wp14">
+<w:hdr xmlns:wpc="http://schemas.microsoft.com/office/word/2010/wordprocessingCanvas" xmlns:cx="http://schemas.microsoft.com/office/drawing/2014/chartex" xmlns:cx1="http://schemas.microsoft.com/office/drawing/2015/9/8/chartex" xmlns:cx2="http://schemas.microsoft.com/office/drawing/2015/10/21/chartex" xmlns:cx3="http://schemas.microsoft.com/office/drawing/2016/5/9/chartex" xmlns:cx4="http://schemas.microsoft.com/office/drawing/2016/5/10/chartex" xmlns:cx5="http://schemas.microsoft.com/office/drawing/2016/5/11/chartex" xmlns:cx6="http://schemas.microsoft.com/office/drawing/2016/5/12/chartex" xmlns:cx7="http://schemas.microsoft.com/office/drawing/2016/5/13/chartex" xmlns:cx8="http://schemas.microsoft.com/office/drawing/2016/5/14/chartex" xmlns:mc="http://schemas.openxmlformats.org/markup-compatibility/2006" xmlns:m="http://schemas.openxmlformats.org/officeDocument/2006/math" xmlns:aink="http://schemas.microsoft.com/office/drawing/2016/ink" xmlns:am3d="http://schemas.microsoft.com/office/drawing/2017/model3d" xmlns:oel="http://schemas.microsoft.com/office/2019/extlst" xmlns:r="http://schemas.openxmlformats.org/officeDocument/2006/relationships" xmlns:wp14="http://schemas.microsoft.com/office/word/2010/wordprocessingDrawing" xmlns:wp="http://schemas.openxmlformats.org/drawingml/2006/wordprocessingDrawing" xmlns:wpg="http://schemas.microsoft.com/office/word/2010/wordprocessingGroup" xmlns:wpi="http://schemas.microsoft.com/office/word/2010/wordprocessingInk" xmlns:wps="http://schemas.microsoft.com/office/word/2010/wordprocessingShape" xmlns:o="urn:schemas-microsoft-com:office:office" xmlns:v="urn:schemas-microsoft-com:vml" xmlns:w10="urn:schemas-microsoft-com:office:word" xmlns:w="http://schemas.openxmlformats.org/wordprocessingml/2006/main" xmlns:w14="http://schemas.microsoft.com/office/word/2010/wordml" xmlns:w15="http://schemas.microsoft.com/office/word/2012/wordml" xmlns:w16cei="http://schemas.microsoft.com/office/word/2026/wordml/cei" xmlns:w16cex="http://schemas.microsoft.com/office/word/2018/wordml/cex" xmlns:w16cid="http://schemas.microsoft.com/office/word/2016/wordml/cid" xmlns:w16="http://schemas.microsoft.com/office/word/2018/wordml" xmlns:w16sdtdh="http://schemas.microsoft.com/office/word/2020/wordml/sdtdatahash" xmlns:w16sdtfl="http://schemas.microsoft.com/office/word/2024/wordml/sdtformatlock" xmlns:w16se="http://schemas.microsoft.com/office/word/2015/wordml/symex" xmlns:w16du="http://schemas.microsoft.com/office/word/2023/wordml/word16du" xmlns:wne="http://schemas.microsoft.com/office/word/2006/wordml" mc:Ignorable="w14 w15 w16se w16cid w16 w16cex w16sdtdh w16sdtfl w16du wp14">
   <w:p>
     <w:pPr>
       <w:pStyle w:val="Koptekst"/>
@@ -13474,7 +13256,7 @@
 </file>
 
 <file path=word/numbering.xml><?xml version="1.0" encoding="utf-8"?>
-<w:numbering xmlns:wpc="http://schemas.microsoft.com/office/word/2010/wordprocessingCanvas" xmlns:cx="http://schemas.microsoft.com/office/drawing/2014/chartex" xmlns:cx1="http://schemas.microsoft.com/office/drawing/2015/9/8/chartex" xmlns:cx2="http://schemas.microsoft.com/office/drawing/2015/10/21/chartex" xmlns:cx3="http://schemas.microsoft.com/office/drawing/2016/5/9/chartex" xmlns:cx4="http://schemas.microsoft.com/office/drawing/2016/5/10/chartex" xmlns:cx5="http://schemas.microsoft.com/office/drawing/2016/5/11/chartex" xmlns:cx6="http://schemas.microsoft.com/office/drawing/2016/5/12/chartex" xmlns:cx7="http://schemas.microsoft.com/office/drawing/2016/5/13/chartex" xmlns:cx8="http://schemas.microsoft.com/office/drawing/2016/5/14/chartex" xmlns:mc="http://schemas.openxmlformats.org/markup-compatibility/2006" xmlns:aink="http://schemas.microsoft.com/office/drawing/2016/ink" xmlns:am3d="http://schemas.microsoft.com/office/drawing/2017/model3d" xmlns:o="urn:schemas-microsoft-com:office:office" xmlns:oel="http://schemas.microsoft.com/office/2019/extlst" xmlns:r="http://schemas.openxmlformats.org/officeDocument/2006/relationships" xmlns:m="http://schemas.openxmlformats.org/officeDocument/2006/math" xmlns:v="urn:schemas-microsoft-com:vml" xmlns:wp14="http://schemas.microsoft.com/office/word/2010/wordprocessingDrawing" xmlns:wp="http://schemas.openxmlformats.org/drawingml/2006/wordprocessingDrawing" xmlns:w10="urn:schemas-microsoft-com:office:word" xmlns:w="http://schemas.openxmlformats.org/wordprocessingml/2006/main" xmlns:w14="http://schemas.microsoft.com/office/word/2010/wordml" xmlns:w15="http://schemas.microsoft.com/office/word/2012/wordml" xmlns:w16cex="http://schemas.microsoft.com/office/word/2018/wordml/cex" xmlns:w16cid="http://schemas.microsoft.com/office/word/2016/wordml/cid" xmlns:w16="http://schemas.microsoft.com/office/word/2018/wordml" xmlns:w16du="http://schemas.microsoft.com/office/word/2023/wordml/word16du" xmlns:w16sdtdh="http://schemas.microsoft.com/office/word/2020/wordml/sdtdatahash" xmlns:w16sdtfl="http://schemas.microsoft.com/office/word/2024/wordml/sdtformatlock" xmlns:w16se="http://schemas.microsoft.com/office/word/2015/wordml/symex" xmlns:wpg="http://schemas.microsoft.com/office/word/2010/wordprocessingGroup" xmlns:wpi="http://schemas.microsoft.com/office/word/2010/wordprocessingInk" xmlns:wne="http://schemas.microsoft.com/office/word/2006/wordml" xmlns:wps="http://schemas.microsoft.com/office/word/2010/wordprocessingShape" mc:Ignorable="w14 w15 w16se w16cid w16 w16cex w16sdtdh w16sdtfl w16du wp14">
+<w:numbering xmlns:wpc="http://schemas.microsoft.com/office/word/2010/wordprocessingCanvas" xmlns:cx="http://schemas.microsoft.com/office/drawing/2014/chartex" xmlns:cx1="http://schemas.microsoft.com/office/drawing/2015/9/8/chartex" xmlns:cx2="http://schemas.microsoft.com/office/drawing/2015/10/21/chartex" xmlns:cx3="http://schemas.microsoft.com/office/drawing/2016/5/9/chartex" xmlns:cx4="http://schemas.microsoft.com/office/drawing/2016/5/10/chartex" xmlns:cx5="http://schemas.microsoft.com/office/drawing/2016/5/11/chartex" xmlns:cx6="http://schemas.microsoft.com/office/drawing/2016/5/12/chartex" xmlns:cx7="http://schemas.microsoft.com/office/drawing/2016/5/13/chartex" xmlns:cx8="http://schemas.microsoft.com/office/drawing/2016/5/14/chartex" xmlns:mc="http://schemas.openxmlformats.org/markup-compatibility/2006" xmlns:m="http://schemas.openxmlformats.org/officeDocument/2006/math" xmlns:aink="http://schemas.microsoft.com/office/drawing/2016/ink" xmlns:am3d="http://schemas.microsoft.com/office/drawing/2017/model3d" xmlns:oel="http://schemas.microsoft.com/office/2019/extlst" xmlns:r="http://schemas.openxmlformats.org/officeDocument/2006/relationships" xmlns:wp14="http://schemas.microsoft.com/office/word/2010/wordprocessingDrawing" xmlns:wp="http://schemas.openxmlformats.org/drawingml/2006/wordprocessingDrawing" xmlns:wpg="http://schemas.microsoft.com/office/word/2010/wordprocessingGroup" xmlns:wpi="http://schemas.microsoft.com/office/word/2010/wordprocessingInk" xmlns:wps="http://schemas.microsoft.com/office/word/2010/wordprocessingShape" xmlns:o="urn:schemas-microsoft-com:office:office" xmlns:v="urn:schemas-microsoft-com:vml" xmlns:w10="urn:schemas-microsoft-com:office:word" xmlns:w="http://schemas.openxmlformats.org/wordprocessingml/2006/main" xmlns:w14="http://schemas.microsoft.com/office/word/2010/wordml" xmlns:w15="http://schemas.microsoft.com/office/word/2012/wordml" xmlns:w16cei="http://schemas.microsoft.com/office/word/2026/wordml/cei" xmlns:w16cex="http://schemas.microsoft.com/office/word/2018/wordml/cex" xmlns:w16cid="http://schemas.microsoft.com/office/word/2016/wordml/cid" xmlns:w16="http://schemas.microsoft.com/office/word/2018/wordml" xmlns:w16sdtdh="http://schemas.microsoft.com/office/word/2020/wordml/sdtdatahash" xmlns:w16sdtfl="http://schemas.microsoft.com/office/word/2024/wordml/sdtformatlock" xmlns:w16se="http://schemas.microsoft.com/office/word/2015/wordml/symex" xmlns:w16du="http://schemas.microsoft.com/office/word/2023/wordml/word16du" xmlns:wne="http://schemas.microsoft.com/office/word/2006/wordml" mc:Ignorable="w14 w15 w16se w16cid w16 w16cex w16sdtdh w16sdtfl w16du wp14">
   <w:abstractNum w:abstractNumId="0" w15:restartNumberingAfterBreak="0">
     <w:nsid w:val="2AAF26D9"/>
     <w:multiLevelType w:val="hybridMultilevel"/>
@@ -13595,7 +13377,7 @@
 </file>
 
 <file path=word/styles.xml><?xml version="1.0" encoding="utf-8"?>
-<w:styles xmlns:mc="http://schemas.openxmlformats.org/markup-compatibility/2006" xmlns:r="http://schemas.openxmlformats.org/officeDocument/2006/relationships" xmlns:w="http://schemas.openxmlformats.org/wordprocessingml/2006/main" xmlns:w14="http://schemas.microsoft.com/office/word/2010/wordml" xmlns:w15="http://schemas.microsoft.com/office/word/2012/wordml" xmlns:w16cex="http://schemas.microsoft.com/office/word/2018/wordml/cex" xmlns:w16cid="http://schemas.microsoft.com/office/word/2016/wordml/cid" xmlns:w16="http://schemas.microsoft.com/office/word/2018/wordml" xmlns:w16du="http://schemas.microsoft.com/office/word/2023/wordml/word16du" xmlns:w16sdtdh="http://schemas.microsoft.com/office/word/2020/wordml/sdtdatahash" xmlns:w16sdtfl="http://schemas.microsoft.com/office/word/2024/wordml/sdtformatlock" xmlns:w16se="http://schemas.microsoft.com/office/word/2015/wordml/symex" mc:Ignorable="w14 w15 w16se w16cid w16 w16cex w16sdtdh w16sdtfl w16du">
+<w:styles xmlns:mc="http://schemas.openxmlformats.org/markup-compatibility/2006" xmlns:r="http://schemas.openxmlformats.org/officeDocument/2006/relationships" xmlns:w="http://schemas.openxmlformats.org/wordprocessingml/2006/main" xmlns:w14="http://schemas.microsoft.com/office/word/2010/wordml" xmlns:w15="http://schemas.microsoft.com/office/word/2012/wordml" xmlns:w16cex="http://schemas.microsoft.com/office/word/2018/wordml/cex" xmlns:w16cid="http://schemas.microsoft.com/office/word/2016/wordml/cid" xmlns:w16="http://schemas.microsoft.com/office/word/2018/wordml" xmlns:w16sdtdh="http://schemas.microsoft.com/office/word/2020/wordml/sdtdatahash" xmlns:w16sdtfl="http://schemas.microsoft.com/office/word/2024/wordml/sdtformatlock" xmlns:w16se="http://schemas.microsoft.com/office/word/2015/wordml/symex" xmlns:w16du="http://schemas.microsoft.com/office/word/2023/wordml/word16du" mc:Ignorable="w14 w15 w16se w16cid w16 w16cex w16sdtdh w16sdtfl w16du">
   <w:docDefaults>
     <w:rPrDefault>
       <w:rPr>
